--- a/app/document_templates/nr35.docx
+++ b/app/document_templates/nr35.docx
@@ -731,7 +731,6 @@
                                   <w:rFonts w:ascii="Arial"/>
                                   <w:b/>
                                   <w:sz w:val="18"/>
-                                  <w:highlight w:val="yellow"/>
                                 </w:rPr>
                                 <w:t>{{ nome_funcionario }}</w:t>
                               </w:r>
@@ -866,7 +865,6 @@
                                   <w:rFonts w:ascii="Arial"/>
                                   <w:b/>
                                   <w:sz w:val="16"/>
-                                  <w:highlight w:val="cyan"/>
                                 </w:rPr>
                                 <w:t>{{ razao_social }}</w:t>
                               </w:r>
@@ -876,7 +874,6 @@
                                   <w:b/>
                                   <w:spacing w:val="-8"/>
                                   <w:sz w:val="16"/>
-                                  <w:highlight w:val="cyan"/>
                                 </w:rPr>
                                 <w:t xml:space="preserve"/>
                               </w:r>
@@ -885,7 +882,6 @@
                                   <w:rFonts w:ascii="Arial"/>
                                   <w:b/>
                                   <w:sz w:val="16"/>
-                                  <w:highlight w:val="cyan"/>
                                 </w:rPr>
                                 <w:t/>
                               </w:r>
@@ -894,7 +890,6 @@
                                   <w:rFonts w:ascii="Arial"/>
                                   <w:b/>
                                   <w:sz w:val="16"/>
-                                  <w:highlight w:val="cyan"/>
                                 </w:rPr>
                                 <w:t/>
                               </w:r>
@@ -903,7 +898,6 @@
                                   <w:rFonts w:ascii="Arial"/>
                                   <w:b/>
                                   <w:sz w:val="16"/>
-                                  <w:highlight w:val="cyan"/>
                                 </w:rPr>
                                 <w:t/>
                               </w:r>
@@ -912,7 +906,6 @@
                                   <w:rFonts w:ascii="Arial"/>
                                   <w:b/>
                                   <w:sz w:val="16"/>
-                                  <w:highlight w:val="cyan"/>
                                 </w:rPr>
                                 <w:t xml:space="preserve"/>
                               </w:r>
@@ -922,7 +915,6 @@
                                   <w:b/>
                                   <w:spacing w:val="32"/>
                                   <w:sz w:val="16"/>
-                                  <w:highlight w:val="cyan"/>
                                 </w:rPr>
                                 <w:t xml:space="preserve"/>
                               </w:r>
@@ -932,7 +924,6 @@
                                   <w:b/>
                                   <w:spacing w:val="-4"/>
                                   <w:sz w:val="16"/>
-                                  <w:highlight w:val="cyan"/>
                                 </w:rPr>
                                 <w:t/>
                               </w:r>
@@ -962,7 +953,6 @@
                                   <w:b/>
                                   <w:spacing w:val="-2"/>
                                   <w:sz w:val="18"/>
-                                  <w:highlight w:val="cyan"/>
                                 </w:rPr>
                                 <w:t>CNPJ:</w:t>
                               </w:r>
@@ -972,7 +962,6 @@
                                   <w:b/>
                                   <w:spacing w:val="29"/>
                                   <w:sz w:val="18"/>
-                                  <w:highlight w:val="cyan"/>
                                 </w:rPr>
                                 <w:t xml:space="preserve"> </w:t>
                               </w:r>
@@ -982,7 +971,6 @@
                                   <w:b/>
                                   <w:spacing w:val="-2"/>
                                   <w:sz w:val="18"/>
-                                  <w:highlight w:val="cyan"/>
                                 </w:rPr>
                                 <w:t>{{ cnpj }}</w:t>
                               </w:r>
@@ -1360,7 +1348,6 @@
                             <w:rFonts w:ascii="Arial"/>
                             <w:b/>
                             <w:sz w:val="18"/>
-                            <w:highlight w:val="yellow"/>
                           </w:rPr>
                           <w:t>{{ nome_funcionario }}</w:t>
                         </w:r>
@@ -1467,7 +1454,6 @@
                             <w:rFonts w:ascii="Arial"/>
                             <w:b/>
                             <w:sz w:val="16"/>
-                            <w:highlight w:val="cyan"/>
                           </w:rPr>
                           <w:t>{{ razao_social }}</w:t>
                         </w:r>
@@ -1477,7 +1463,6 @@
                             <w:b/>
                             <w:spacing w:val="-8"/>
                             <w:sz w:val="16"/>
-                            <w:highlight w:val="cyan"/>
                           </w:rPr>
                           <w:t xml:space="preserve"/>
                         </w:r>
@@ -1486,7 +1471,6 @@
                             <w:rFonts w:ascii="Arial"/>
                             <w:b/>
                             <w:sz w:val="16"/>
-                            <w:highlight w:val="cyan"/>
                           </w:rPr>
                           <w:t/>
                         </w:r>
@@ -1495,7 +1479,6 @@
                             <w:rFonts w:ascii="Arial"/>
                             <w:b/>
                             <w:sz w:val="16"/>
-                            <w:highlight w:val="cyan"/>
                           </w:rPr>
                           <w:t/>
                         </w:r>
@@ -1504,7 +1487,6 @@
                             <w:rFonts w:ascii="Arial"/>
                             <w:b/>
                             <w:sz w:val="16"/>
-                            <w:highlight w:val="cyan"/>
                           </w:rPr>
                           <w:t/>
                         </w:r>
@@ -1513,7 +1495,6 @@
                             <w:rFonts w:ascii="Arial"/>
                             <w:b/>
                             <w:sz w:val="16"/>
-                            <w:highlight w:val="cyan"/>
                           </w:rPr>
                           <w:t xml:space="preserve"/>
                         </w:r>
@@ -1523,7 +1504,6 @@
                             <w:b/>
                             <w:spacing w:val="32"/>
                             <w:sz w:val="16"/>
-                            <w:highlight w:val="cyan"/>
                           </w:rPr>
                           <w:t xml:space="preserve"/>
                         </w:r>
@@ -1533,7 +1513,6 @@
                             <w:b/>
                             <w:spacing w:val="-4"/>
                             <w:sz w:val="16"/>
-                            <w:highlight w:val="cyan"/>
                           </w:rPr>
                           <w:t/>
                         </w:r>
@@ -1563,7 +1542,6 @@
                             <w:b/>
                             <w:spacing w:val="-2"/>
                             <w:sz w:val="18"/>
-                            <w:highlight w:val="cyan"/>
                           </w:rPr>
                           <w:t>CNPJ:</w:t>
                         </w:r>
@@ -1573,7 +1551,6 @@
                             <w:b/>
                             <w:spacing w:val="29"/>
                             <w:sz w:val="18"/>
-                            <w:highlight w:val="cyan"/>
                           </w:rPr>
                           <w:t xml:space="preserve"> </w:t>
                         </w:r>
@@ -1583,7 +1560,6 @@
                             <w:b/>
                             <w:spacing w:val="-2"/>
                             <w:sz w:val="18"/>
-                            <w:highlight w:val="cyan"/>
                           </w:rPr>
                           <w:t>{{ cnpj }}</w:t>
                         </w:r>
@@ -1669,7 +1645,6 @@
         <w:rPr>
           <w:b/>
           <w:sz w:val="24"/>
-          <w:highlight w:val="yellow"/>
         </w:rPr>
         <w:t>{{ nome_funcionario }}</w:t>
       </w:r>
@@ -1680,7 +1655,6 @@
         <w:rPr>
           <w:b/>
           <w:sz w:val="24"/>
-          <w:highlight w:val="yellow"/>
         </w:rPr>
         <w:t>{{ cpf_funcionario }}</w:t>
       </w:r>
@@ -2159,7 +2133,6 @@
       <w:r>
         <w:rPr>
           <w:sz w:val="24"/>
-          <w:highlight w:val="cyan"/>
         </w:rPr>
         <w:t>{{ razao_social }}</w:t>
       </w:r>
@@ -2167,7 +2140,6 @@
         <w:rPr>
           <w:spacing w:val="-6"/>
           <w:sz w:val="24"/>
-          <w:highlight w:val="cyan"/>
         </w:rPr>
         <w:t xml:space="preserve"/>
       </w:r>
@@ -2175,21 +2147,18 @@
         <w:rPr>
           <w:spacing w:val="-6"/>
           <w:sz w:val="24"/>
-          <w:highlight w:val="cyan"/>
         </w:rPr>
         <w:t xml:space="preserve"/>
       </w:r>
       <w:r>
         <w:rPr>
           <w:sz w:val="24"/>
-          <w:highlight w:val="cyan"/>
         </w:rPr>
         <w:t/>
       </w:r>
       <w:r>
         <w:rPr>
           <w:sz w:val="24"/>
-          <w:highlight w:val="cyan"/>
         </w:rPr>
         <w:t/>
       </w:r>
@@ -2197,14 +2166,12 @@
         <w:rPr>
           <w:spacing w:val="-7"/>
           <w:sz w:val="24"/>
-          <w:highlight w:val="cyan"/>
         </w:rPr>
         <w:t xml:space="preserve"/>
       </w:r>
       <w:r>
         <w:rPr>
           <w:sz w:val="24"/>
-          <w:highlight w:val="cyan"/>
         </w:rPr>
         <w:t/>
       </w:r>
@@ -2279,7 +2246,6 @@
         <w:rPr>
           <w:sz w:val="30"/>
           <w:szCs w:val="20"/>
-          <w:highlight w:val="cyan"/>
         </w:rPr>
         <w:t>{{ cnpj }}</w:t>
       </w:r>
@@ -2330,7 +2296,6 @@
         <w:rPr>
           <w:sz w:val="26"/>
           <w:szCs w:val="20"/>
-          <w:highlight w:val="cyan"/>
         </w:rPr>
         <w:t>{{ endereco_completo }}</w:t>
       </w:r>
@@ -2338,7 +2303,6 @@
         <w:rPr>
           <w:sz w:val="26"/>
           <w:szCs w:val="20"/>
-          <w:highlight w:val="cyan"/>
         </w:rPr>
         <w:t xml:space="preserve"/>
       </w:r>
@@ -2346,14 +2310,12 @@
         <w:rPr>
           <w:sz w:val="26"/>
           <w:szCs w:val="20"/>
-          <w:highlight w:val="cyan"/>
         </w:rPr>
         <w:t/>
       </w:r>
       <w:r>
         <w:rPr>
           <w:sz w:val="28"/>
-          <w:highlight w:val="cyan"/>
         </w:rPr>
         <w:t/>
       </w:r>
@@ -2411,14 +2373,12 @@
       <w:r>
         <w:rPr>
           <w:sz w:val="30"/>
-          <w:highlight w:val="yellow"/>
         </w:rPr>
         <w:t/>
       </w:r>
       <w:r>
         <w:rPr>
           <w:sz w:val="30"/>
-          <w:highlight w:val="yellow"/>
         </w:rPr>
         <w:t/>
       </w:r>
@@ -2426,14 +2386,12 @@
         <w:rPr>
           <w:spacing w:val="-17"/>
           <w:sz w:val="30"/>
-          <w:highlight w:val="yellow"/>
         </w:rPr>
         <w:t xml:space="preserve"/>
       </w:r>
       <w:r>
         <w:rPr>
           <w:sz w:val="30"/>
-          <w:highlight w:val="yellow"/>
         </w:rPr>
         <w:t/>
       </w:r>
@@ -2441,14 +2399,12 @@
         <w:rPr>
           <w:spacing w:val="-2"/>
           <w:sz w:val="30"/>
-          <w:highlight w:val="yellow"/>
         </w:rPr>
         <w:t xml:space="preserve"/>
       </w:r>
       <w:r>
         <w:rPr>
           <w:sz w:val="30"/>
-          <w:highlight w:val="yellow"/>
         </w:rPr>
         <w:t/>
       </w:r>
@@ -2456,14 +2412,12 @@
         <w:rPr>
           <w:spacing w:val="-7"/>
           <w:sz w:val="30"/>
-          <w:highlight w:val="yellow"/>
         </w:rPr>
         <w:t xml:space="preserve"/>
       </w:r>
       <w:r>
         <w:rPr>
           <w:sz w:val="30"/>
-          <w:highlight w:val="yellow"/>
         </w:rPr>
         <w:t/>
       </w:r>
@@ -2471,7 +2425,6 @@
         <w:rPr>
           <w:spacing w:val="-11"/>
           <w:sz w:val="30"/>
-          <w:highlight w:val="yellow"/>
         </w:rPr>
         <w:t xml:space="preserve"/>
       </w:r>
@@ -2479,7 +2432,6 @@
         <w:rPr>
           <w:spacing w:val="-4"/>
           <w:sz w:val="32"/>
-          <w:highlight w:val="yellow"/>
         </w:rPr>
         <w:t/>
       </w:r>
@@ -3979,7 +3931,6 @@
                 <w:b/>
                 <w:noProof/>
                 <w:sz w:val="24"/>
-                <w:highlight w:val="cyan"/>
               </w:rPr>
               <mc:AlternateContent>
                 <mc:Choice Requires="wpg">
@@ -4056,7 +4007,6 @@
                 <w:rFonts w:ascii="Arial" w:hAnsi="Arial"/>
                 <w:b/>
                 <w:sz w:val="24"/>
-                <w:highlight w:val="cyan"/>
               </w:rPr>
               <w:t>Sede</w:t>
             </w:r>
@@ -4066,7 +4016,6 @@
                 <w:b/>
                 <w:spacing w:val="-8"/>
                 <w:sz w:val="24"/>
-                <w:highlight w:val="cyan"/>
               </w:rPr>
               <w:t xml:space="preserve"> </w:t>
             </w:r>
@@ -4075,7 +4024,6 @@
                 <w:rFonts w:ascii="Arial" w:hAnsi="Arial"/>
                 <w:b/>
                 <w:sz w:val="24"/>
-                <w:highlight w:val="cyan"/>
               </w:rPr>
               <w:t>da</w:t>
             </w:r>
@@ -4085,7 +4033,6 @@
                 <w:b/>
                 <w:spacing w:val="-6"/>
                 <w:sz w:val="24"/>
-                <w:highlight w:val="cyan"/>
               </w:rPr>
               <w:t xml:space="preserve"> </w:t>
             </w:r>
@@ -4094,7 +4041,6 @@
                 <w:rFonts w:ascii="Arial" w:hAnsi="Arial"/>
                 <w:b/>
                 <w:sz w:val="24"/>
-                <w:highlight w:val="cyan"/>
               </w:rPr>
               <w:t>empresa</w:t>
             </w:r>
@@ -4104,7 +4050,6 @@
                 <w:b/>
                 <w:spacing w:val="-5"/>
                 <w:sz w:val="24"/>
-                <w:highlight w:val="cyan"/>
               </w:rPr>
               <w:t xml:space="preserve"> </w:t>
             </w:r>
@@ -4113,7 +4058,6 @@
                 <w:rFonts w:ascii="Arial" w:hAnsi="Arial"/>
                 <w:b/>
                 <w:sz w:val="24"/>
-                <w:highlight w:val="cyan"/>
               </w:rPr>
               <w:t>{{ endereco_completo }}</w:t>
             </w:r>
@@ -4123,7 +4067,6 @@
                 <w:b/>
                 <w:spacing w:val="-6"/>
                 <w:sz w:val="24"/>
-                <w:highlight w:val="cyan"/>
               </w:rPr>
               <w:t xml:space="preserve"/>
             </w:r>
@@ -4132,7 +4075,6 @@
                 <w:rFonts w:ascii="Arial" w:hAnsi="Arial"/>
                 <w:b/>
                 <w:sz w:val="24"/>
-                <w:highlight w:val="cyan"/>
               </w:rPr>
               <w:t/>
             </w:r>
@@ -4142,7 +4084,6 @@
                 <w:b/>
                 <w:spacing w:val="-2"/>
                 <w:sz w:val="24"/>
-                <w:highlight w:val="cyan"/>
               </w:rPr>
               <w:t xml:space="preserve"/>
             </w:r>
@@ -4151,7 +4092,6 @@
                 <w:rFonts w:ascii="Arial" w:hAnsi="Arial"/>
                 <w:b/>
                 <w:sz w:val="24"/>
-                <w:highlight w:val="cyan"/>
               </w:rPr>
               <w:t/>
             </w:r>
@@ -4161,7 +4101,6 @@
                 <w:b/>
                 <w:spacing w:val="-3"/>
                 <w:sz w:val="24"/>
-                <w:highlight w:val="cyan"/>
               </w:rPr>
               <w:t xml:space="preserve"/>
             </w:r>
@@ -4170,7 +4109,6 @@
                 <w:rFonts w:ascii="Arial" w:hAnsi="Arial"/>
                 <w:b/>
                 <w:sz w:val="24"/>
-                <w:highlight w:val="cyan"/>
               </w:rPr>
               <w:t/>
             </w:r>
@@ -4180,7 +4118,6 @@
                 <w:b/>
                 <w:spacing w:val="-4"/>
                 <w:sz w:val="24"/>
-                <w:highlight w:val="cyan"/>
               </w:rPr>
               <w:t xml:space="preserve"/>
             </w:r>
@@ -4189,7 +4126,6 @@
                 <w:rFonts w:ascii="Arial" w:hAnsi="Arial"/>
                 <w:b/>
                 <w:sz w:val="24"/>
-                <w:highlight w:val="cyan"/>
               </w:rPr>
               <w:t/>
             </w:r>
@@ -4199,7 +4135,6 @@
                 <w:b/>
                 <w:spacing w:val="-4"/>
                 <w:sz w:val="24"/>
-                <w:highlight w:val="cyan"/>
               </w:rPr>
               <w:t xml:space="preserve"/>
             </w:r>
@@ -4208,7 +4143,6 @@
                 <w:rFonts w:ascii="Arial" w:hAnsi="Arial"/>
                 <w:b/>
                 <w:sz w:val="24"/>
-                <w:highlight w:val="cyan"/>
               </w:rPr>
               <w:t/>
             </w:r>
@@ -4218,7 +4152,6 @@
                 <w:b/>
                 <w:spacing w:val="-1"/>
                 <w:sz w:val="24"/>
-                <w:highlight w:val="cyan"/>
               </w:rPr>
               <w:t xml:space="preserve"/>
             </w:r>
@@ -4226,7 +4159,6 @@
               <w:rPr>
                 <w:b/>
                 <w:sz w:val="24"/>
-                <w:highlight w:val="cyan"/>
               </w:rPr>
               <w:t/>
             </w:r>
@@ -4235,7 +4167,6 @@
                 <w:b/>
                 <w:spacing w:val="4"/>
                 <w:sz w:val="24"/>
-                <w:highlight w:val="cyan"/>
               </w:rPr>
               <w:t xml:space="preserve"/>
             </w:r>
@@ -4244,7 +4175,6 @@
                 <w:rFonts w:ascii="Arial" w:hAnsi="Arial"/>
                 <w:b/>
                 <w:sz w:val="24"/>
-                <w:highlight w:val="cyan"/>
               </w:rPr>
               <w:t/>
             </w:r>
@@ -4252,7 +4182,6 @@
               <w:rPr>
                 <w:b/>
                 <w:sz w:val="24"/>
-                <w:highlight w:val="cyan"/>
               </w:rPr>
               <w:t/>
             </w:r>
@@ -4261,7 +4190,6 @@
                 <w:rFonts w:ascii="Arial" w:hAnsi="Arial"/>
                 <w:b/>
                 <w:sz w:val="24"/>
-                <w:highlight w:val="cyan"/>
               </w:rPr>
               <w:t/>
             </w:r>
@@ -4271,7 +4199,6 @@
                 <w:b/>
                 <w:spacing w:val="-1"/>
                 <w:sz w:val="24"/>
-                <w:highlight w:val="cyan"/>
               </w:rPr>
               <w:t xml:space="preserve"/>
             </w:r>
@@ -4279,7 +4206,6 @@
               <w:rPr>
                 <w:b/>
                 <w:sz w:val="24"/>
-                <w:highlight w:val="cyan"/>
               </w:rPr>
               <w:t/>
             </w:r>
@@ -4288,7 +4214,6 @@
                 <w:b/>
                 <w:spacing w:val="5"/>
                 <w:sz w:val="24"/>
-                <w:highlight w:val="cyan"/>
               </w:rPr>
               <w:t xml:space="preserve"/>
             </w:r>
@@ -4298,7 +4223,6 @@
                 <w:b/>
                 <w:spacing w:val="-1"/>
                 <w:sz w:val="24"/>
-                <w:highlight w:val="cyan"/>
               </w:rPr>
               <w:t xml:space="preserve"/>
             </w:r>
@@ -4307,7 +4231,6 @@
                 <w:rFonts w:ascii="Arial" w:hAnsi="Arial"/>
                 <w:b/>
                 <w:sz w:val="24"/>
-                <w:highlight w:val="cyan"/>
               </w:rPr>
               <w:t/>
             </w:r>
@@ -4315,7 +4238,6 @@
               <w:rPr>
                 <w:b/>
                 <w:sz w:val="24"/>
-                <w:highlight w:val="cyan"/>
               </w:rPr>
               <w:t/>
             </w:r>
@@ -4324,7 +4246,6 @@
                 <w:rFonts w:ascii="Arial" w:hAnsi="Arial"/>
                 <w:b/>
                 <w:sz w:val="24"/>
-                <w:highlight w:val="cyan"/>
               </w:rPr>
               <w:t/>
             </w:r>
@@ -4334,7 +4255,6 @@
                 <w:b/>
                 <w:spacing w:val="-3"/>
                 <w:sz w:val="24"/>
-                <w:highlight w:val="cyan"/>
               </w:rPr>
               <w:t xml:space="preserve"/>
             </w:r>
@@ -4342,7 +4262,6 @@
               <w:rPr>
                 <w:b/>
                 <w:sz w:val="24"/>
-                <w:highlight w:val="cyan"/>
               </w:rPr>
               <w:t/>
             </w:r>
@@ -4351,7 +4270,6 @@
                 <w:b/>
                 <w:spacing w:val="5"/>
                 <w:sz w:val="24"/>
-                <w:highlight w:val="cyan"/>
               </w:rPr>
               <w:t xml:space="preserve"/>
             </w:r>
@@ -4360,7 +4278,6 @@
                 <w:rFonts w:ascii="Arial" w:hAnsi="Arial"/>
                 <w:b/>
                 <w:sz w:val="24"/>
-                <w:highlight w:val="cyan"/>
               </w:rPr>
               <w:t/>
             </w:r>
@@ -4370,7 +4287,6 @@
                 <w:b/>
                 <w:spacing w:val="-2"/>
                 <w:sz w:val="24"/>
-                <w:highlight w:val="cyan"/>
               </w:rPr>
               <w:t xml:space="preserve"/>
             </w:r>
@@ -4379,7 +4295,6 @@
                 <w:rFonts w:ascii="Arial" w:hAnsi="Arial"/>
                 <w:b/>
                 <w:sz w:val="24"/>
-                <w:highlight w:val="cyan"/>
               </w:rPr>
               <w:t/>
             </w:r>
@@ -4389,7 +4304,6 @@
                 <w:b/>
                 <w:spacing w:val="-2"/>
                 <w:sz w:val="24"/>
-                <w:highlight w:val="cyan"/>
               </w:rPr>
               <w:t xml:space="preserve"/>
             </w:r>
@@ -4398,7 +4312,6 @@
                 <w:rFonts w:ascii="Arial" w:hAnsi="Arial"/>
                 <w:b/>
                 <w:sz w:val="24"/>
-                <w:highlight w:val="cyan"/>
               </w:rPr>
               <w:t/>
             </w:r>
@@ -4408,7 +4321,6 @@
                 <w:b/>
                 <w:spacing w:val="-4"/>
                 <w:sz w:val="24"/>
-                <w:highlight w:val="cyan"/>
               </w:rPr>
               <w:t/>
             </w:r>
@@ -4644,48 +4556,37 @@
         <w:t xml:space="preserve"> </w:t>
       </w:r>
       <w:r>
-        <w:rPr>
-          <w:highlight w:val="cyan"/>
-        </w:rPr>
+        <w:rPr/>
         <w:t>{{ razao_social }}</w:t>
       </w:r>
       <w:r>
         <w:rPr>
           <w:spacing w:val="-3"/>
-          <w:highlight w:val="cyan"/>
         </w:rPr>
         <w:t xml:space="preserve"/>
       </w:r>
       <w:r>
         <w:rPr>
           <w:spacing w:val="-3"/>
-          <w:highlight w:val="cyan"/>
         </w:rPr>
         <w:t xml:space="preserve"/>
       </w:r>
       <w:r>
-        <w:rPr>
-          <w:highlight w:val="cyan"/>
-        </w:rPr>
+        <w:rPr/>
         <w:t/>
       </w:r>
       <w:r>
-        <w:rPr>
-          <w:highlight w:val="cyan"/>
-        </w:rPr>
+        <w:rPr/>
         <w:t/>
       </w:r>
       <w:r>
         <w:rPr>
           <w:spacing w:val="40"/>
-          <w:highlight w:val="cyan"/>
         </w:rPr>
         <w:t xml:space="preserve"/>
       </w:r>
       <w:r>
-        <w:rPr>
-          <w:highlight w:val="cyan"/>
-        </w:rPr>
+        <w:rPr/>
         <w:t/>
       </w:r>
       <w:r>
@@ -4722,99 +4623,75 @@
         <w:t xml:space="preserve"> </w:t>
       </w:r>
       <w:r>
-        <w:rPr>
-          <w:highlight w:val="cyan"/>
-        </w:rPr>
+        <w:rPr/>
         <w:t>{{ endereco_completo }}</w:t>
       </w:r>
       <w:r>
         <w:rPr>
           <w:spacing w:val="-3"/>
-          <w:highlight w:val="cyan"/>
         </w:rPr>
         <w:t xml:space="preserve"/>
       </w:r>
       <w:r>
-        <w:rPr>
-          <w:highlight w:val="cyan"/>
-        </w:rPr>
+        <w:rPr/>
         <w:t/>
       </w:r>
       <w:r>
         <w:rPr>
           <w:spacing w:val="-3"/>
-          <w:highlight w:val="cyan"/>
         </w:rPr>
         <w:t xml:space="preserve"/>
       </w:r>
       <w:r>
-        <w:rPr>
-          <w:highlight w:val="cyan"/>
-        </w:rPr>
+        <w:rPr/>
         <w:t/>
       </w:r>
       <w:r>
         <w:rPr>
           <w:spacing w:val="-3"/>
-          <w:highlight w:val="cyan"/>
         </w:rPr>
         <w:t xml:space="preserve"/>
       </w:r>
       <w:r>
-        <w:rPr>
-          <w:highlight w:val="cyan"/>
-        </w:rPr>
+        <w:rPr/>
         <w:t/>
       </w:r>
       <w:r>
         <w:rPr>
           <w:spacing w:val="-3"/>
-          <w:highlight w:val="cyan"/>
         </w:rPr>
         <w:t xml:space="preserve"/>
       </w:r>
       <w:r>
-        <w:rPr>
-          <w:highlight w:val="cyan"/>
-        </w:rPr>
+        <w:rPr/>
         <w:t/>
       </w:r>
       <w:r>
         <w:rPr>
           <w:spacing w:val="-2"/>
-          <w:highlight w:val="cyan"/>
         </w:rPr>
         <w:t xml:space="preserve"/>
       </w:r>
       <w:r>
-        <w:rPr>
-          <w:highlight w:val="cyan"/>
-        </w:rPr>
+        <w:rPr/>
         <w:t/>
       </w:r>
       <w:r>
         <w:rPr>
           <w:spacing w:val="-5"/>
-          <w:highlight w:val="cyan"/>
         </w:rPr>
         <w:t xml:space="preserve"/>
       </w:r>
       <w:r>
-        <w:rPr>
-          <w:highlight w:val="cyan"/>
-        </w:rPr>
+        <w:rPr/>
         <w:t xml:space="preserve"/>
       </w:r>
       <w:r>
-        <w:rPr>
-          <w:highlight w:val="cyan"/>
-        </w:rPr>
+        <w:rPr/>
         <w:t/>
       </w:r>
       <w:r>
-        <w:rPr>
-          <w:highlight w:val="cyan"/>
-        </w:rPr>
+        <w:rPr/>
         <w:t/>
       </w:r>
       <w:r>
@@ -4827,9 +4704,7 @@
         <w:t xml:space="preserve">, inscrita no CNPJ sob o número </w:t>
       </w:r>
       <w:r>
-        <w:rPr>
-          <w:highlight w:val="cyan"/>
-        </w:rPr>
+        <w:rPr/>
         <w:t>{{ cnpj }}</w:t>
       </w:r>
       <w:r>
@@ -5821,7 +5696,6 @@
         <w:rPr>
           <w:b/>
           <w:sz w:val="24"/>
-          <w:highlight w:val="yellow"/>
         </w:rPr>
         <w:t>{{ nome_funcionario }}</w:t>
       </w:r>
@@ -5832,7 +5706,6 @@
         <w:rPr>
           <w:b/>
           <w:sz w:val="24"/>
-          <w:highlight w:val="yellow"/>
         </w:rPr>
         <w:t>{{ cpf_funcionario }}</w:t>
       </w:r>
@@ -6141,14 +6014,12 @@
       <w:r>
         <w:rPr>
           <w:sz w:val="24"/>
-          <w:highlight w:val="yellow"/>
         </w:rPr>
         <w:t/>
       </w:r>
       <w:r>
         <w:rPr>
           <w:sz w:val="24"/>
-          <w:highlight w:val="yellow"/>
         </w:rPr>
         <w:t/>
       </w:r>
@@ -6156,14 +6027,12 @@
         <w:rPr>
           <w:spacing w:val="-8"/>
           <w:sz w:val="24"/>
-          <w:highlight w:val="yellow"/>
         </w:rPr>
         <w:t xml:space="preserve"/>
       </w:r>
       <w:r>
         <w:rPr>
           <w:sz w:val="24"/>
-          <w:highlight w:val="yellow"/>
         </w:rPr>
         <w:t/>
       </w:r>
@@ -6171,14 +6040,12 @@
         <w:rPr>
           <w:spacing w:val="-8"/>
           <w:sz w:val="24"/>
-          <w:highlight w:val="yellow"/>
         </w:rPr>
         <w:t xml:space="preserve"/>
       </w:r>
       <w:r>
         <w:rPr>
           <w:sz w:val="24"/>
-          <w:highlight w:val="yellow"/>
         </w:rPr>
         <w:t/>
       </w:r>
@@ -6186,14 +6053,12 @@
         <w:rPr>
           <w:spacing w:val="-9"/>
           <w:sz w:val="24"/>
-          <w:highlight w:val="yellow"/>
         </w:rPr>
         <w:t xml:space="preserve"/>
       </w:r>
       <w:r>
         <w:rPr>
           <w:sz w:val="24"/>
-          <w:highlight w:val="yellow"/>
         </w:rPr>
         <w:t/>
       </w:r>
@@ -6201,7 +6066,6 @@
         <w:rPr>
           <w:spacing w:val="-5"/>
           <w:sz w:val="24"/>
-          <w:highlight w:val="yellow"/>
         </w:rPr>
         <w:t xml:space="preserve"/>
       </w:r>
@@ -6209,7 +6073,6 @@
         <w:rPr>
           <w:spacing w:val="-4"/>
           <w:sz w:val="24"/>
-          <w:highlight w:val="yellow"/>
         </w:rPr>
         <w:t/>
       </w:r>
@@ -6699,7 +6562,6 @@
                                   <w:bCs/>
                                   <w:sz w:val="18"/>
                                   <w:szCs w:val="18"/>
-                                  <w:highlight w:val="yellow"/>
                                   <w:lang w:val="pt-BR"/>
                                 </w:rPr>
                                 <w:t>{{ nome_funcionario }}</w:t>
@@ -6815,7 +6677,6 @@
                                   <w:rFonts w:ascii="Arial"/>
                                   <w:b/>
                                   <w:sz w:val="16"/>
-                                  <w:highlight w:val="cyan"/>
                                 </w:rPr>
                                 <w:t>{{ razao_social }}</w:t>
                               </w:r>
@@ -6824,7 +6685,6 @@
                                   <w:rFonts w:ascii="Arial"/>
                                   <w:b/>
                                   <w:sz w:val="16"/>
-                                  <w:highlight w:val="cyan"/>
                                 </w:rPr>
                                 <w:t xml:space="preserve"/>
                               </w:r>
@@ -6834,7 +6694,6 @@
                                   <w:b/>
                                   <w:spacing w:val="-11"/>
                                   <w:sz w:val="16"/>
-                                  <w:highlight w:val="cyan"/>
                                 </w:rPr>
                                 <w:t xml:space="preserve"/>
                               </w:r>
@@ -6843,7 +6702,6 @@
                                   <w:rFonts w:ascii="Arial"/>
                                   <w:b/>
                                   <w:sz w:val="16"/>
-                                  <w:highlight w:val="cyan"/>
                                 </w:rPr>
                                 <w:t/>
                               </w:r>
@@ -6852,7 +6710,6 @@
                                   <w:rFonts w:ascii="Arial"/>
                                   <w:b/>
                                   <w:sz w:val="16"/>
-                                  <w:highlight w:val="cyan"/>
                                 </w:rPr>
                                 <w:t/>
                               </w:r>
@@ -6861,7 +6718,6 @@
                                   <w:rFonts w:ascii="Arial"/>
                                   <w:b/>
                                   <w:sz w:val="16"/>
-                                  <w:highlight w:val="cyan"/>
                                 </w:rPr>
                                 <w:t/>
                               </w:r>
@@ -6871,7 +6727,6 @@
                                   <w:b/>
                                   <w:spacing w:val="-10"/>
                                   <w:sz w:val="16"/>
-                                  <w:highlight w:val="cyan"/>
                                 </w:rPr>
                                 <w:t xml:space="preserve"/>
                               </w:r>
@@ -6881,7 +6736,6 @@
                                   <w:b/>
                                   <w:spacing w:val="-4"/>
                                   <w:sz w:val="16"/>
-                                  <w:highlight w:val="cyan"/>
                                 </w:rPr>
                                 <w:t/>
                               </w:r>
@@ -6908,7 +6762,6 @@
                                   <w:rFonts w:ascii="Arial"/>
                                   <w:b/>
                                   <w:sz w:val="18"/>
-                                  <w:highlight w:val="cyan"/>
                                 </w:rPr>
                                 <w:t>CNPJ:</w:t>
                               </w:r>
@@ -6918,7 +6771,6 @@
                                   <w:b/>
                                   <w:spacing w:val="-12"/>
                                   <w:sz w:val="18"/>
-                                  <w:highlight w:val="cyan"/>
                                 </w:rPr>
                                 <w:t xml:space="preserve"> </w:t>
                               </w:r>
@@ -6927,7 +6779,6 @@
                                   <w:rFonts w:ascii="Arial"/>
                                   <w:b/>
                                   <w:sz w:val="18"/>
-                                  <w:highlight w:val="cyan"/>
                                 </w:rPr>
                                 <w:t>{{ cnpj }}</w:t>
                               </w:r>
@@ -7270,7 +7121,6 @@
                             <w:bCs/>
                             <w:sz w:val="18"/>
                             <w:szCs w:val="18"/>
-                            <w:highlight w:val="yellow"/>
                             <w:lang w:val="pt-BR"/>
                           </w:rPr>
                           <w:t>{{ nome_funcionario }}</w:t>
@@ -7358,7 +7208,6 @@
                             <w:rFonts w:ascii="Arial"/>
                             <w:b/>
                             <w:sz w:val="16"/>
-                            <w:highlight w:val="cyan"/>
                           </w:rPr>
                           <w:t>{{ razao_social }}</w:t>
                         </w:r>
@@ -7367,7 +7216,6 @@
                             <w:rFonts w:ascii="Arial"/>
                             <w:b/>
                             <w:sz w:val="16"/>
-                            <w:highlight w:val="cyan"/>
                           </w:rPr>
                           <w:t xml:space="preserve"/>
                         </w:r>
@@ -7377,7 +7225,6 @@
                             <w:b/>
                             <w:spacing w:val="-11"/>
                             <w:sz w:val="16"/>
-                            <w:highlight w:val="cyan"/>
                           </w:rPr>
                           <w:t xml:space="preserve"/>
                         </w:r>
@@ -7386,7 +7233,6 @@
                             <w:rFonts w:ascii="Arial"/>
                             <w:b/>
                             <w:sz w:val="16"/>
-                            <w:highlight w:val="cyan"/>
                           </w:rPr>
                           <w:t/>
                         </w:r>
@@ -7395,7 +7241,6 @@
                             <w:rFonts w:ascii="Arial"/>
                             <w:b/>
                             <w:sz w:val="16"/>
-                            <w:highlight w:val="cyan"/>
                           </w:rPr>
                           <w:t/>
                         </w:r>
@@ -7404,7 +7249,6 @@
                             <w:rFonts w:ascii="Arial"/>
                             <w:b/>
                             <w:sz w:val="16"/>
-                            <w:highlight w:val="cyan"/>
                           </w:rPr>
                           <w:t/>
                         </w:r>
@@ -7414,7 +7258,6 @@
                             <w:b/>
                             <w:spacing w:val="-10"/>
                             <w:sz w:val="16"/>
-                            <w:highlight w:val="cyan"/>
                           </w:rPr>
                           <w:t xml:space="preserve"/>
                         </w:r>
@@ -7424,7 +7267,6 @@
                             <w:b/>
                             <w:spacing w:val="-4"/>
                             <w:sz w:val="16"/>
-                            <w:highlight w:val="cyan"/>
                           </w:rPr>
                           <w:t/>
                         </w:r>
@@ -7451,7 +7293,6 @@
                             <w:rFonts w:ascii="Arial"/>
                             <w:b/>
                             <w:sz w:val="18"/>
-                            <w:highlight w:val="cyan"/>
                           </w:rPr>
                           <w:t>CNPJ:</w:t>
                         </w:r>
@@ -7461,7 +7302,6 @@
                             <w:b/>
                             <w:spacing w:val="-12"/>
                             <w:sz w:val="18"/>
-                            <w:highlight w:val="cyan"/>
                           </w:rPr>
                           <w:t xml:space="preserve"> </w:t>
                         </w:r>
@@ -7470,7 +7310,6 @@
                             <w:rFonts w:ascii="Arial"/>
                             <w:b/>
                             <w:sz w:val="18"/>
-                            <w:highlight w:val="cyan"/>
                           </w:rPr>
                           <w:t>{{ cnpj }}</w:t>
                         </w:r>
